--- a/vi/files/resources/Sample_Ethics_Application_VN.docx
+++ b/vi/files/resources/Sample_Ethics_Application_VN.docx
@@ -706,7 +706,7 @@
     </w:p>
     <w:p>
       <w:r>
-        <w:t>Khi một người bị nhiễm khuẩn nặng (nhiễm khuẩn huyết), bác sĩ truyền dịch qua đường tĩnh mạch để hỗ trợ huyết áp. Một phần dịch này ở lại trong cơ thể. Các nghiên cứu trước cho thấy người bệnh tích lũy nhiều dịch dư thừa có nguy cơ tử vong cao hơn, nhưng chúng ta chưa biết điều này là do chính lượng dịch hay do những người bệnh này vốn nặng hơn ngay từ đầu. Trong nghiên cứu này, chúng tôi sẽ ghi lại mỗi ngày, trong năm ngày đầu, lượng dịch vào và ra khỏi cơ thể của người lớn nhập khoa hồi sức tích cực vì nhiễm khuẩn huyết. Sau đó chúng tôi sẽ xem người bệnh có nhiều dịch dư thừa hơn có dễ tử vong trong vòng 28 ngày hơn không, sau khi tính đến mức độ nặng lúc nhập viện. Chúng tôi sẽ không thay đổi bất kỳ điều trị nào, không lấy thêm máu và không yêu cầu người bệnh làm gì. Mọi thông tin đều lấy từ hồ sơ bệnh án và được lưu theo mã số nghiên cứu, không theo tên. Kết quả sẽ giúp chúng tôi quyết định liệu một thử nghiệm truyền ít dịch hơn có cần thiết và có thực hiện được không.</w:t>
+        <w:t>Khi một người bị nhiễm khuẩn nặng (nhiễm khuẩn huyết), bác sĩ truyền dịch qua đường tĩnh mạch để hỗ trợ huyết áp. Một phần dịch này ở lại trong cơ thể. Các nghiên cứu trước cho thấy người bệnh tích lũy nhiều dịch dư thừa có nguy cơ tử vong cao hơn, nhưng chúng tôi chưa biết điều này là do chính lượng dịch hay do những người bệnh này vốn nặng hơn ngay từ đầu. Trong nghiên cứu này, chúng tôi sẽ ghi lại mỗi ngày, trong năm ngày đầu, lượng dịch vào và ra khỏi cơ thể của người lớn nhập khoa hồi sức tích cực vì nhiễm khuẩn huyết. Sau đó chúng tôi sẽ xem người bệnh có nhiều dịch dư thừa hơn có dễ tử vong trong vòng 28 ngày hơn không, sau khi tính đến mức độ nặng lúc nhập viện. Chúng tôi sẽ không thay đổi bất kỳ điều trị nào, không lấy thêm máu và không yêu cầu người bệnh làm gì. Mọi thông tin đều lấy từ hồ sơ bệnh án và được lưu theo mã số nghiên cứu, không theo tên. Kết quả sẽ giúp chúng tôi quyết định liệu một thử nghiệm truyền ít dịch hơn có cần thiết và có thực hiện được không.</w:t>
       </w:r>
     </w:p>
     <w:p>
@@ -743,7 +743,7 @@
     </w:p>
     <w:p>
       <w:r>
-        <w:t>Chúng ta chưa biết người bệnh của chính mình nhận bao nhiêu dịch, bao nhiêu đến từ các nguồn "ẩn" như dịch duy trì và dịch pha thuốc [3], hay sự tích lũy dịch có liên quan với tử vong trong bối cảnh của chúng ta sau khi hiệu chỉnh theo mức độ nặng hay không. Cần có những dữ liệu này trước khi có thể thiết kế một thử nghiệm tại [Tên cơ sở].</w:t>
+        <w:t>Chúng tôi chưa biết người bệnh của chính mình nhận bao nhiêu dịch, bao nhiêu đến từ các nguồn "ẩn" như dịch duy trì và dịch pha thuốc [3], hay sự tích lũy dịch có liên quan với tử vong trong bối cảnh của chúng tôi sau khi hiệu chỉnh theo mức độ nặng hay không. Cần có những dữ liệu này trước khi có thể thiết kế một thử nghiệm tại [Tên cơ sở].</w:t>
       </w:r>
     </w:p>
     <w:p>
@@ -1721,7 +1721,7 @@
               <w:rPr>
                 <w:sz w:val="20"/>
               </w:rPr>
-              <w:t>Không có lợi ích trực tiếp cho người tham gia. Lợi ích dự kiến cho người bệnh sau này: hiểu rõ hơn về thực hành truyền dịch tại ICU của chúng ta, ghi chép dịch tốt hơn, và có dữ liệu cần thiết để lập kế hoạch thử nghiệm.</w:t>
+              <w:t>Không có lợi ích trực tiếp cho người tham gia. Lợi ích dự kiến cho người bệnh sau này: hiểu rõ hơn về thực hành truyền dịch tại ICU của chúng tôi, ghi chép dịch tốt hơn, và có dữ liệu cần thiết để lập kế hoạch thử nghiệm.</w:t>
             </w:r>
           </w:p>
         </w:tc>
